--- a/연구/소통학회/The Cultural Prototypes of AI 초안 v1.docx
+++ b/연구/소통학회/The Cultural Prototypes of AI 초안 v1.docx
@@ -7,7 +7,7 @@
         <w:pStyle w:val="StylepapertitleAsianMSMincho"/>
         <w:snapToGrid w:val="0"/>
         <w:rPr>
-          <w:rFonts w:eastAsia="SimSun" w:hint="eastAsia"/>
+          <w:rFonts w:eastAsia="SimSun"/>
           <w:sz w:val="40"/>
           <w:szCs w:val="40"/>
           <w:lang w:eastAsia="zh-CN"/>
@@ -34,7 +34,7 @@
         <w:pStyle w:val="StyleAuthorAsianMSMincho"/>
         <w:snapToGrid w:val="0"/>
         <w:rPr>
-          <w:rFonts w:eastAsiaTheme="minorEastAsia" w:hint="eastAsia"/>
+          <w:rFonts w:eastAsiaTheme="minorEastAsia"/>
           <w:lang w:eastAsia="ko-KR"/>
         </w:rPr>
       </w:pPr>
@@ -97,7 +97,6 @@
         <w:pStyle w:val="Affiliation"/>
         <w:snapToGrid w:val="0"/>
         <w:rPr>
-          <w:rFonts w:hint="eastAsia"/>
           <w:lang w:eastAsia="zh-CN"/>
         </w:rPr>
       </w:pPr>
@@ -520,7 +519,6 @@
     <w:p>
       <w:pPr>
         <w:rPr>
-          <w:rFonts w:hint="eastAsia"/>
           <w:lang w:val="fr-FR"/>
         </w:rPr>
       </w:pPr>
@@ -791,7 +789,6 @@
           <w:numId w:val="2"/>
         </w:numPr>
         <w:rPr>
-          <w:rFonts w:hint="eastAsia"/>
           <w:lang w:val="fr-FR"/>
         </w:rPr>
       </w:pPr>
@@ -1086,11 +1083,7 @@
         </w:numPr>
       </w:pPr>
       <w:r>
-        <w:t xml:space="preserve">가장 대표적인 메커니즘은 '가용성 휴리스틱(Availability Heuristic)'이다. 사람들은 특정 위험 사건이 언론에 자극적으로 자주 보도되어 기억 속에 생생하게 떠오르기 쉬울 때(예: 비행기 추락, 원자력 발전소 사고), 그 위험의 실제 발생 확률을 비이성적으로 과대평가한다. 반면, 일상적이고 미디어의 주목을 받지 못하는 만성적 위험(예: 당뇨병, 미세먼지)은 과소평가하는 경향을 보인다. 또한 '대표성 휴리스틱(Representativeness Heuristic)'을 통해, 어떤 기술이 표면적으로 파괴적인 </w:t>
-      </w:r>
-      <w:r>
-        <w:lastRenderedPageBreak/>
-        <w:t>이미지(예: 원자력 기술을 핵무기와 동일시함)를 연상시키면 이를 즉각적으로 치명적인 위험으로 단정 짓는다.</w:t>
+        <w:t>가장 대표적인 메커니즘은 '가용성 휴리스틱(Availability Heuristic)'이다. 사람들은 특정 위험 사건이 언론에 자극적으로 자주 보도되어 기억 속에 생생하게 떠오르기 쉬울 때(예: 비행기 추락, 원자력 발전소 사고), 그 위험의 실제 발생 확률을 비이성적으로 과대평가한다. 반면, 일상적이고 미디어의 주목을 받지 못하는 만성적 위험(예: 당뇨병, 미세먼지)은 과소평가하는 경향을 보인다. 또한 '대표성 휴리스틱(Representativeness Heuristic)'을 통해, 어떤 기술이 표면적으로 파괴적인 이미지(예: 원자력 기술을 핵무기와 동일시함)를 연상시키면 이를 즉각적으로 치명적인 위험으로 단정 짓는다.</w:t>
       </w:r>
     </w:p>
     <w:p>
@@ -1223,11 +1216,7 @@
       </w:r>
       <w:proofErr w:type="spellEnd"/>
       <w:r>
-        <w:t xml:space="preserve"> 주창한 '위험의 문화이론(Grid-Group Cultural Theory of Risk)'이다. 기존의 심리측정적 접근이 위험 지각</w:t>
-      </w:r>
-      <w:r>
-        <w:lastRenderedPageBreak/>
-        <w:t>을 개인의 심리적 특성이나 정보 부족의 결과로 간주했던 것과 달리, 문화이론은 위험이란 객관적인 실체가 아니라 다분히 사회적으로 구성되는 것이라고 단언한다. 더글러스는 인간이 질병, 기근, 혹은 기술적 재난을 지각할 때, 사실은 자신이 옹호하거나 속해 있는 특정 형태의 '사회적 조직과 구조'</w:t>
+        <w:t xml:space="preserve"> 주창한 '위험의 문화이론(Grid-Group Cultural Theory of Risk)'이다. 기존의 심리측정적 접근이 위험 지각을 개인의 심리적 특성이나 정보 부족의 결과로 간주했던 것과 달리, 문화이론은 위험이란 객관적인 실체가 아니라 다분히 사회적으로 구성되는 것이라고 단언한다. 더글러스는 인간이 질병, 기근, 혹은 기술적 재난을 지각할 때, 사실은 자신이 옹호하거나 속해 있는 특정 형태의 '사회적 조직과 구조'</w:t>
       </w:r>
       <w:proofErr w:type="spellStart"/>
       <w:r>
@@ -1415,7 +1404,6 @@
         <w:rPr>
           <w:rFonts w:hint="eastAsia"/>
         </w:rPr>
-        <w:lastRenderedPageBreak/>
         <w:t>Justification for Research Methods</w:t>
       </w:r>
     </w:p>
@@ -1502,9 +1490,6 @@
       <w:pPr>
         <w:pStyle w:val="a6"/>
         <w:ind w:left="800"/>
-        <w:rPr>
-          <w:rFonts w:hint="eastAsia"/>
-        </w:rPr>
       </w:pPr>
     </w:p>
     <w:p>
@@ -1528,61 +1513,142 @@
         <w:rPr>
           <w:rFonts w:hint="eastAsia"/>
         </w:rPr>
+        <w:t xml:space="preserve"> 현대의</w:t>
+      </w:r>
+      <w:r>
+        <w:t xml:space="preserve"> 생성형 AI </w:t>
+      </w:r>
+      <w:proofErr w:type="spellStart"/>
+      <w:r>
+        <w:t>챗봇들은</w:t>
+      </w:r>
+      <w:proofErr w:type="spellEnd"/>
+      <w:r>
+        <w:t xml:space="preserve"> 의도적으로 의인화된 인터페이스를 채택하고, 인간의 감정에 반응하는 듯한 페르소나를 구축하여 사용자 참여를 유도한다. CASA 패러다임에 입각하면, 모델이 제공하는 가치 편향적 답변이나 사회적 이슈에 대한 견해는 사용자의 뇌 속에서 '특정한 정치적 입장을 지닌 사회적 행위자의 주장'</w:t>
+      </w:r>
+      <w:proofErr w:type="spellStart"/>
+      <w:r>
+        <w:t>으로</w:t>
+      </w:r>
+      <w:proofErr w:type="spellEnd"/>
+      <w:r>
+        <w:t xml:space="preserve"> 처리된다. 따라서 연구자가 LLM을 단순히 '단어 결합 알고리즘'</w:t>
+      </w:r>
+      <w:proofErr w:type="spellStart"/>
+      <w:r>
+        <w:t>으로</w:t>
+      </w:r>
+      <w:proofErr w:type="spellEnd"/>
+      <w:r>
+        <w:t xml:space="preserve"> 격하하여 평가절하하는 대신, 사용자 </w:t>
+      </w:r>
+      <w:r>
+        <w:rPr>
+          <w:rFonts w:hint="eastAsia"/>
+        </w:rPr>
+        <w:t>환경에서</w:t>
+      </w:r>
+      <w:r>
+        <w:t xml:space="preserve"> 실질적으로 기능하는 '</w:t>
+      </w:r>
+      <w:proofErr w:type="spellStart"/>
+      <w:r>
+        <w:t>인간화된</w:t>
+      </w:r>
+      <w:proofErr w:type="spellEnd"/>
+      <w:r>
+        <w:t xml:space="preserve"> 사회적 행위자'의 지위로 격상시켜 분석 단위(Unit of Analysis)로 삼는 것은 지극히 과학적인 접근이다.</w:t>
+      </w:r>
+      <w:r>
+        <w:rPr>
+          <w:rFonts w:hint="eastAsia"/>
+        </w:rPr>
+        <w:t xml:space="preserve"> 또한</w:t>
+      </w:r>
+      <w:r>
+        <w:t xml:space="preserve">, 제기될 수 있는 '단순한 역할극(Role-play) 논란'은 사회언어학 및 커뮤니케이션학의 </w:t>
+      </w:r>
+      <w:proofErr w:type="spellStart"/>
+      <w:r>
+        <w:t>유표성</w:t>
+      </w:r>
+      <w:proofErr w:type="spellEnd"/>
+      <w:r>
+        <w:t xml:space="preserve">(Markedness) 이론을 접목함으로써 </w:t>
+      </w:r>
+      <w:proofErr w:type="spellStart"/>
+      <w:r>
+        <w:t>논파할</w:t>
+      </w:r>
+      <w:proofErr w:type="spellEnd"/>
+      <w:r>
+        <w:t xml:space="preserve"> 수 있다. 프롬프트 상에서 "당신은 우파 진영의 논객입니다"와 같이 명시적으로 지시(Prompted)하지 않고, 아무런 배경 설정 없이 중립적인 상태(Zero-shot)에서 설문 문항에 답변하도록 강제할 때, LLM이 채택하는 페르소나는 '</w:t>
+      </w:r>
+      <w:proofErr w:type="spellStart"/>
+      <w:r>
+        <w:t>무표적</w:t>
+      </w:r>
+      <w:proofErr w:type="spellEnd"/>
+      <w:r>
+        <w:t xml:space="preserve">(Unmarked) 기본 페르소나(Default Persona)'이다. 이 </w:t>
+      </w:r>
+      <w:proofErr w:type="spellStart"/>
+      <w:r>
+        <w:t>무표적</w:t>
+      </w:r>
+      <w:proofErr w:type="spellEnd"/>
+      <w:r>
+        <w:t xml:space="preserve"> 페르소나는 텅 빈 백지상태가 아니다. 그것은 모델을 학습시킨 방대한 데이터 세트 내에 광범위하게 퍼져 있는 가장 강력하고 지배적인 사회적 합의, 무의식적 편향, 문화적 헤게모니가 가장 높은 통계적 확률로 응축되어 발현된 것이다. 더욱이, 아무리 초기 프롬프트로 특정 성향을 연기하도록 통제하더라도 상호작용 턴(Turn)이 길어지면 결국 모델은 학습 과정에서 깊게 뿌리내린 본연의 내재적 편향성으로 회귀(Persona drift)하</w:t>
+      </w:r>
+      <w:r>
+        <w:rPr>
+          <w:rFonts w:hint="eastAsia"/>
+        </w:rPr>
+        <w:t>는</w:t>
+      </w:r>
+      <w:r>
+        <w:t xml:space="preserve"> 경향이 관찰된다. 따라서 중립적 통제 환경에서 인간의 자기보고형 설문을 강제 선택 형식으로 입력하여 도출한 결과는</w:t>
+      </w:r>
+      <w:r>
+        <w:rPr>
+          <w:rFonts w:hint="eastAsia"/>
+        </w:rPr>
         <w:t xml:space="preserve"> </w:t>
       </w:r>
       <w:r>
-        <w:rPr>
-          <w:rFonts w:hint="eastAsia"/>
-        </w:rPr>
-        <w:t>현대의</w:t>
-      </w:r>
-      <w:r>
-        <w:t xml:space="preserve"> 생성형 AI </w:t>
-      </w:r>
-      <w:proofErr w:type="spellStart"/>
-      <w:r>
-        <w:t>챗봇들은</w:t>
-      </w:r>
-      <w:proofErr w:type="spellEnd"/>
-      <w:r>
-        <w:t xml:space="preserve"> 의도적으로 의인화된 인터페이</w:t>
-      </w:r>
-      <w:r>
-        <w:lastRenderedPageBreak/>
-        <w:t>스를 채택하고, 인간의 감정에 반응하는 듯한 페르소나를 구축하여 사용자 참여를 유도한다. CASA 패러다임에 입각하면, 모델이 제공하는 가치 편향적 답변이나 사회적 이슈에 대한 견해는 사용자의 뇌 속에서 '특정한 정치적 입장을 지닌 사회적 행위자의 주장'</w:t>
-      </w:r>
-      <w:proofErr w:type="spellStart"/>
-      <w:r>
-        <w:t>으로</w:t>
-      </w:r>
-      <w:proofErr w:type="spellEnd"/>
-      <w:r>
-        <w:t xml:space="preserve"> 처리된다. 따라서 연구자가 LLM을 단순히 '단어 결합 알고리즘'</w:t>
-      </w:r>
-      <w:proofErr w:type="spellStart"/>
-      <w:r>
-        <w:t>으로</w:t>
-      </w:r>
-      <w:proofErr w:type="spellEnd"/>
-      <w:r>
-        <w:t xml:space="preserve"> 격하하여 평가절하하는 대신, 사용자 </w:t>
-      </w:r>
-      <w:r>
-        <w:rPr>
-          <w:rFonts w:hint="eastAsia"/>
-        </w:rPr>
-        <w:t>환경에서</w:t>
-      </w:r>
-      <w:r>
-        <w:t xml:space="preserve"> 실질적으로 기능하는 '</w:t>
-      </w:r>
-      <w:proofErr w:type="spellStart"/>
-      <w:r>
-        <w:t>인간화된</w:t>
-      </w:r>
-      <w:proofErr w:type="spellEnd"/>
-      <w:r>
-        <w:t xml:space="preserve"> 사회적 행위자'의 지위로 격상시켜 분석 단위(Unit of Analysis)로 삼는 것은 지극히 과학적인 접근이다.</w:t>
+        <w:t xml:space="preserve">해당 AI 모델의 뼈대를 이루는 근원적인 '문화적 DNA'를 </w:t>
+      </w:r>
+      <w:r>
+        <w:rPr>
+          <w:rFonts w:hint="eastAsia"/>
+        </w:rPr>
+        <w:t>유추할 수 있는 시도로 볼 수 있다.</w:t>
+      </w:r>
+    </w:p>
+    <w:p>
+      <w:pPr>
+        <w:pStyle w:val="a6"/>
+        <w:ind w:left="800"/>
+      </w:pPr>
+    </w:p>
+    <w:p>
+      <w:pPr>
+        <w:pStyle w:val="a6"/>
+        <w:numPr>
+          <w:ilvl w:val="0"/>
+          <w:numId w:val="2"/>
+        </w:numPr>
+      </w:pPr>
+      <w:r>
+        <w:t xml:space="preserve">미디어학의 최신 분파인 인간-기계 커뮤니케이션(Human-Machine Communication, HMC) 연구는 인간 간의 소통을 넘어 기계가 능동적인 </w:t>
+      </w:r>
+      <w:proofErr w:type="spellStart"/>
+      <w:r>
+        <w:t>커뮤니케이터로</w:t>
+      </w:r>
+      <w:proofErr w:type="spellEnd"/>
+      <w:r>
+        <w:t xml:space="preserve"> 참여하는 현상을 학문적으로 정립하였다. HMC의 관점에서 기계는 더 이상 메시지를 전달하는 단순한 채널(Channel)이나 도구가 아니라, 인간 사용자와 상호작용하며 독자적으로 의미를 구축하고 담론을 형성하는 주체(Source/Communicator)로 격상된다. HMC 학자들은 AI가 매개하는 담화가 인간의 신념 체계, 신뢰, 감정적 유대에 미치는 영향을 중점적으로 연구하며, 모델 자체가 어떤 사회적 정체성과 가치관을 투사(Project)하는지 분석하는 것을 핵심 과제로 삼는다.</w:t>
       </w:r>
       <w:r>
         <w:rPr>
@@ -1591,109 +1657,6 @@
         <w:t xml:space="preserve"> </w:t>
       </w:r>
       <w:r>
-        <w:rPr>
-          <w:rFonts w:hint="eastAsia"/>
-        </w:rPr>
-        <w:t>또한</w:t>
-      </w:r>
-      <w:r>
-        <w:t xml:space="preserve">, 제기될 수 있는 '단순한 역할극(Role-play) 논란'은 사회언어학 및 커뮤니케이션학의 </w:t>
-      </w:r>
-      <w:proofErr w:type="spellStart"/>
-      <w:r>
-        <w:t>유표성</w:t>
-      </w:r>
-      <w:proofErr w:type="spellEnd"/>
-      <w:r>
-        <w:t xml:space="preserve">(Markedness) 이론을 접목함으로써 </w:t>
-      </w:r>
-      <w:proofErr w:type="spellStart"/>
-      <w:r>
-        <w:t>논파할</w:t>
-      </w:r>
-      <w:proofErr w:type="spellEnd"/>
-      <w:r>
-        <w:t xml:space="preserve"> 수 있다. 프롬프트 상에서 "당신은 우파 진영의 논객입니다"와 같이 명시적으로 지시(Prompted)하지 않고, 아무런 배경 설정 없이 중립적인 상태(Zero-shot)에서 설문 문항에 답변하도록 강제할 때, LLM이 채택하는 페르소나는 '</w:t>
-      </w:r>
-      <w:proofErr w:type="spellStart"/>
-      <w:r>
-        <w:t>무표적</w:t>
-      </w:r>
-      <w:proofErr w:type="spellEnd"/>
-      <w:r>
-        <w:t xml:space="preserve">(Unmarked) 기본 페르소나(Default Persona)'이다. 이 </w:t>
-      </w:r>
-      <w:proofErr w:type="spellStart"/>
-      <w:r>
-        <w:t>무표적</w:t>
-      </w:r>
-      <w:proofErr w:type="spellEnd"/>
-      <w:r>
-        <w:t xml:space="preserve"> 페르소나는 텅 빈 백지상태가 아니다. 그것은 모델을 학습시킨 방대한 데이터 세트 내에 광범위하게 퍼져 있는 가장 강력하고 지배적인 사회적 합의, 무의식적 편향, 문화적 헤게모니가 가장 높은 통계적 확률로 응축되어 발현된 것이다. 더욱이, 아무리 초기 프롬프트로 특정 성향을 연기하도록 통제하더라도 상호작용 턴(Turn)이 길어지면 결국 모델은 학습 과정에서 깊게 뿌리내린 본연의 내재적 편향성으로 회귀(Persona drift)하</w:t>
-      </w:r>
-      <w:r>
-        <w:rPr>
-          <w:rFonts w:hint="eastAsia"/>
-        </w:rPr>
-        <w:t>는</w:t>
-      </w:r>
-      <w:r>
-        <w:t xml:space="preserve"> 경향이 관찰된다. 따라서 중립적 통제 환경에서 인간의 자기보고형 설문을 강제 선택 형식으로 입력하여 도출한 결과는</w:t>
-      </w:r>
-      <w:r>
-        <w:rPr>
-          <w:rFonts w:hint="eastAsia"/>
-        </w:rPr>
-        <w:t xml:space="preserve"> </w:t>
-      </w:r>
-      <w:r>
-        <w:t xml:space="preserve">해당 AI 모델의 뼈대를 이루는 근원적인 '문화적 DNA'를 </w:t>
-      </w:r>
-      <w:r>
-        <w:rPr>
-          <w:rFonts w:hint="eastAsia"/>
-        </w:rPr>
-        <w:t>유추할 수 있는 시도로 볼 수 있다.</w:t>
-      </w:r>
-    </w:p>
-    <w:p>
-      <w:pPr>
-        <w:pStyle w:val="a6"/>
-        <w:ind w:left="800"/>
-        <w:rPr>
-          <w:rFonts w:hint="eastAsia"/>
-        </w:rPr>
-      </w:pPr>
-    </w:p>
-    <w:p>
-      <w:pPr>
-        <w:pStyle w:val="a6"/>
-        <w:numPr>
-          <w:ilvl w:val="0"/>
-          <w:numId w:val="2"/>
-        </w:numPr>
-        <w:rPr>
-          <w:rFonts w:hint="eastAsia"/>
-        </w:rPr>
-      </w:pPr>
-      <w:r>
-        <w:t xml:space="preserve">미디어학의 최신 분파인 인간-기계 커뮤니케이션(Human-Machine Communication, HMC) 연구는 인간 간의 소통을 넘어 기계가 능동적인 </w:t>
-      </w:r>
-      <w:proofErr w:type="spellStart"/>
-      <w:r>
-        <w:t>커뮤니케이터로</w:t>
-      </w:r>
-      <w:proofErr w:type="spellEnd"/>
-      <w:r>
-        <w:t xml:space="preserve"> 참여하는 현상을 학문적으로 정립하였다. HMC의 관점에서 기계는 더 이상 메시지를 전달하는 단순한 채널(Channel)이나 도구가 아니라, 인간 사용자와 상호작용하며 독자적으로 의미를 구축하고 담론을 형성하는 주체(Source/Communicator)로 격상된다. HMC 학자들은 AI가 매개하는 담화가 인간의 신념 체계, 신뢰, 감정적 유대에 미치는 영향을 중점적으로 연구하며, 모델 자체가 어떤 사회적 정체성과 가치관을 투사(Project)하는지 분석하는 것을 핵심 과제로 삼는다.</w:t>
-      </w:r>
-      <w:r>
-        <w:rPr>
-          <w:rFonts w:hint="eastAsia"/>
-        </w:rPr>
-        <w:t xml:space="preserve"> </w:t>
-      </w:r>
-      <w:r>
         <w:t xml:space="preserve">이러한 맥락 하에서, 최근 학계에서는 '전산 심리측정(Computational Psychometrics)'이라는 새로운 방법론적 장르가 성공적으로 안착하고 있다. 케임브리지 대학과 구글 </w:t>
       </w:r>
       <w:proofErr w:type="spellStart"/>
@@ -1718,11 +1681,7 @@
       </w:r>
       <w:proofErr w:type="spellEnd"/>
       <w:r>
-        <w:t xml:space="preserve"> 등 </w:t>
-      </w:r>
-      <w:r>
-        <w:lastRenderedPageBreak/>
-        <w:t xml:space="preserve">주요 LLM에 투입하여 그 유효성을 과학적으로 입증하였다. 이 연구들은 LLM이 단순히 문항을 무작위로 추측하는 것이 아니라, 문항 간의 내적 일관성(Internal Consistency)을 나타내는 </w:t>
+        <w:t xml:space="preserve"> 등 주요 LLM에 투입하여 그 유효성을 과학적으로 입증하였다. 이 연구들은 LLM이 단순히 문항을 무작위로 추측하는 것이 아니라, 문항 간의 내적 일관성(Internal Consistency)을 나타내는 </w:t>
       </w:r>
       <w:proofErr w:type="spellStart"/>
       <w:r>
@@ -1766,7 +1725,6 @@
         <w:rPr>
           <w:rFonts w:hint="eastAsia"/>
         </w:rPr>
-        <w:lastRenderedPageBreak/>
         <w:t>Research Methods</w:t>
       </w:r>
     </w:p>
@@ -1966,14 +1924,7 @@
           <w:rFonts w:hint="eastAsia"/>
           <w:color w:val="ADADAD" w:themeColor="background2" w:themeShade="BF"/>
         </w:rPr>
-        <w:t xml:space="preserve">이후, </w:t>
-      </w:r>
-      <w:r>
-        <w:rPr>
-          <w:rFonts w:hint="eastAsia"/>
-          <w:color w:val="ADADAD" w:themeColor="background2" w:themeShade="BF"/>
-        </w:rPr>
-        <w:t>정량적으로</w:t>
+        <w:t>이후, 정량적으로</w:t>
       </w:r>
       <w:r>
         <w:rPr>
@@ -2038,7 +1989,6 @@
         <w:rPr>
           <w:rFonts w:hint="eastAsia"/>
         </w:rPr>
-        <w:lastRenderedPageBreak/>
         <w:t>Potential Conclusion &amp; Significance</w:t>
       </w:r>
     </w:p>
@@ -2064,9 +2014,6 @@
           <w:ilvl w:val="0"/>
           <w:numId w:val="2"/>
         </w:numPr>
-        <w:rPr>
-          <w:rFonts w:hint="eastAsia"/>
-        </w:rPr>
       </w:pPr>
       <w:r>
         <w:rPr>
@@ -2086,13 +2033,7 @@
         <w:rPr>
           <w:rFonts w:hint="eastAsia"/>
         </w:rPr>
-        <w:t>)</w:t>
-      </w:r>
-      <w:r>
-        <w:rPr>
-          <w:rFonts w:hint="eastAsia"/>
-        </w:rPr>
-        <w:t xml:space="preserve"> 기존에 많이 논의된 AI 정렬의 경우, 성별, 인종, 경제적 계급 등에 대해 </w:t>
+        <w:t xml:space="preserve">) 기존에 많이 논의된 AI 정렬의 경우, 성별, 인종, 경제적 계급 등에 대해 </w:t>
       </w:r>
       <w:proofErr w:type="spellStart"/>
       <w:r>
@@ -3008,6 +2949,7 @@
   <w:style w:type="character" w:default="1" w:styleId="a0">
     <w:name w:val="Default Paragraph Font"/>
     <w:uiPriority w:val="1"/>
+    <w:semiHidden/>
     <w:unhideWhenUsed/>
   </w:style>
   <w:style w:type="table" w:default="1" w:styleId="a1">
